--- a/OUTLINE.docx
+++ b/OUTLINE.docx
@@ -165,31 +165,35 @@
               <w:rPr>
                 <w:lang w:val="en-ID"/>
               </w:rPr>
-              <w:t xml:space="preserve">Bagaimana implementasi Explainable AI (XAI) </w:t>
-            </w:r>
-            <w:r>
-              <w:rPr>
-                <w:lang w:val="en-ID"/>
-              </w:rPr>
-              <w:t>dengan Shapley Additive eXplanation (</w:t>
-            </w:r>
-            <w:r>
-              <w:rPr>
-                <w:lang w:val="en-ID"/>
-              </w:rPr>
-              <w:t>SHAP</w:t>
-            </w:r>
-            <w:r>
-              <w:rPr>
-                <w:lang w:val="en-ID"/>
-              </w:rPr>
-              <w:t xml:space="preserve">) </w:t>
-            </w:r>
-            <w:r>
-              <w:rPr>
-                <w:lang w:val="en-ID"/>
-              </w:rPr>
-              <w:t>pada model CatBoost dapat memberikan prediksi risiko gangguan tidur yang transparan serta mengidentifikasi faktor gaya hidup pemicunya?</w:t>
+              <w:t xml:space="preserve">Bagaimana penerapan metode </w:t>
+            </w:r>
+            <w:r>
+              <w:rPr>
+                <w:i/>
+                <w:iCs/>
+                <w:lang w:val="en-ID"/>
+              </w:rPr>
+              <w:t>Explainable AI</w:t>
+            </w:r>
+            <w:r>
+              <w:rPr>
+                <w:lang w:val="en-ID"/>
+              </w:rPr>
+              <w:t xml:space="preserve"> (XAI) dengan pendekatan </w:t>
+            </w:r>
+            <w:r>
+              <w:rPr>
+                <w:i/>
+                <w:iCs/>
+                <w:lang w:val="en-ID"/>
+              </w:rPr>
+              <w:t>Shapley Additive exPlanations</w:t>
+            </w:r>
+            <w:r>
+              <w:rPr>
+                <w:lang w:val="en-ID"/>
+              </w:rPr>
+              <w:t xml:space="preserve"> (SHAP) pada algoritma CatBoost dapat menghasilkan model klasifikasi risiko gangguan tidur yang transparan, sekaligus mampu mengidentifikasi faktor-faktor gaya hidup digital yang paling berkontribusi terhadap munculnya gangguan tersebut secara akurat dan dapat diinterpretasikan?</w:t>
             </w:r>
           </w:p>
           <w:p>
@@ -242,7 +246,45 @@
               <w:rPr>
                 <w:lang w:val="en-ID"/>
               </w:rPr>
-              <w:t>Gangguan tidur merupakan masalah kesehatan global yang berdampak serius terhadap kualitas hidup jutaan masyarakat di seluruh dunia. Kondisi ini tidak hanya menurunkan produktivitas harian, tetapi juga memperburuk risiko penyakit kronis seperti kardiovaskular, diabetes tipe 2, dan gangguan mental jangka panjang. Faktor pemicunya sangat beragam, mulai dari intensitas screen time yang tinggi sebelum tidur, tekanan pekerjaan, hingga pola konsumsi kafein yang berlebihan—variabel yang seluruhnya terukur dalam data gaya hidup sehari-hari. Studi komprehensif pada 20.645 mahasiswa di Provinsi Fujian mengungkapkan bahwa frekuensi olahraga, kecanduan gawai, dan kondisi psikologis terbukti menjadi prediktor dominan penurunan kualitas tidur yang dapat dipetakan melalui machine learning (Lin et al., 2025). Oleh karena itu, diperlukan sistem deteksi dini berbasis data gaya hidup yang mampu mengklasifikasikan risiko gangguan tidur secara otomatis, personal, dan mudah diakses.</w:t>
+              <w:t>Gangguan tidur telah berkembang menjadi salah satu tantangan kesehatan global yang paling relevan di era modern. Kondisi ini dikaitkan dengan peningkatan risiko penyakit kronis</w:t>
+            </w:r>
+            <w:r>
+              <w:rPr>
+                <w:lang w:val="en-ID"/>
+              </w:rPr>
+              <w:t>. M</w:t>
+            </w:r>
+            <w:r>
+              <w:rPr>
+                <w:lang w:val="en-ID"/>
+              </w:rPr>
+              <w:t>ulai dari gangguan kardiovaskular, diabetes tipe 2, hingga depresi klinis</w:t>
+            </w:r>
+            <w:r>
+              <w:rPr>
+                <w:lang w:val="en-ID"/>
+              </w:rPr>
+              <w:t xml:space="preserve"> </w:t>
+            </w:r>
+            <w:r>
+              <w:rPr>
+                <w:lang w:val="en-ID"/>
+              </w:rPr>
+              <w:t xml:space="preserve">yang pada akhirnya menekan produktivitas individu dan membebani sistem layanan kesehatan secara luas. Yang menarik, sebagian besar pemicunya bersifat perilaku dan terukur: durasi paparan layar sebelum tidur, pola konsumsi kafein, intensitas tekanan kerja, hingga ritme aktivitas fisik harian. Studi yang melibatkan 20.645 mahasiswa di Provinsi Fujian membuktikan bahwa variabel-variabel gaya hidup ini adalah prediktor nyata yang dapat dipetakan secara kuantitatif menggunakan </w:t>
+            </w:r>
+            <w:r>
+              <w:rPr>
+                <w:i/>
+                <w:iCs/>
+                <w:lang w:val="en-ID"/>
+              </w:rPr>
+              <w:t>machine learning</w:t>
+            </w:r>
+            <w:r>
+              <w:rPr>
+                <w:lang w:val="en-ID"/>
+              </w:rPr>
+              <w:t xml:space="preserve"> (Lin et al., 2025). Temuan tersebut membuka peluang konkret untuk membangun sistem deteksi dini berbasis data gaya hidup yang mampu mengklasifikasikan risiko gangguan tidur secara personal dan proaktif.</w:t>
             </w:r>
           </w:p>
           <w:p>
@@ -268,7 +310,75 @@
               <w:rPr>
                 <w:lang w:val="en-ID"/>
               </w:rPr>
-              <w:t>Dalam upaya membangun sistem deteksi dini yang andal, pemilihan algoritma machine learning yang tepat menjadi faktor penentu keberhasilan prediksi. Data gaya hidup bersifat multidimensional dan kaya akan fitur kategorikal seperti jenis pekerjaan, tingkat stres, dan kategori usia, yang memerlukan algoritma dengan kemampuan penanganan data heterogen yang kuat. Algoritma CatBoost (Categorical Boosting) hadir sebagai solusi unggul karena mampu memproses fitur kategorikal secara langsung (native categorical handling) tanpa memerlukan proses encoding manual yang berisiko menambah bias pada model. Taher &amp; Ayon (2024) membuktikan bahwa algoritma berbasis Gradient Boosting mencapai akurasi terbaik sebesar 93,80% dalam mengklasifikasikan gangguan tidur, melampaui performa Random Forest dan AdaBoost. Dengan demikian, CatBoost dipilih sebagai algoritma utama dalam penelitian ini karena keunggulannya dalam menangani kompleksitas data gaya hidup digital yang heterogen secara efisien.</w:t>
+              <w:t xml:space="preserve">Membangun sistem semacam itu menuntut algoritma yang tidak sekadar akurat, tetapi juga mampu menangani karakteristik data gaya hidup yang kaya akan dimensi heterogen, yaitu perpaduan antara variabel numerik seperti detak jantung dan BMI, dengan variabel kategorikal seperti jenis pekerjaan, kronotipen, dan kondisi kesehatan mental. Kehadiran fitur kategorikal dalam jumlah besar justru menjadi titik lemah banyak algoritma konvensional yang memerlukan </w:t>
+            </w:r>
+            <w:r>
+              <w:rPr>
+                <w:i/>
+                <w:iCs/>
+                <w:lang w:val="en-ID"/>
+              </w:rPr>
+              <w:t>encoding</w:t>
+            </w:r>
+            <w:r>
+              <w:rPr>
+                <w:lang w:val="en-ID"/>
+              </w:rPr>
+              <w:t xml:space="preserve"> manual, prosedur yang rentan menimbulkan bias. CatBoost (</w:t>
+            </w:r>
+            <w:r>
+              <w:rPr>
+                <w:i/>
+                <w:iCs/>
+                <w:lang w:val="en-ID"/>
+              </w:rPr>
+              <w:t>Categorical Boosting</w:t>
+            </w:r>
+            <w:r>
+              <w:rPr>
+                <w:lang w:val="en-ID"/>
+              </w:rPr>
+              <w:t xml:space="preserve">) dirancang untuk mengatasi masalah ini dengan memproses fitur kategorikal secara langsung melalui mekanisme </w:t>
+            </w:r>
+            <w:r>
+              <w:rPr>
+                <w:i/>
+                <w:iCs/>
+                <w:lang w:val="en-ID"/>
+              </w:rPr>
+              <w:t>ordered target statistics</w:t>
+            </w:r>
+            <w:r>
+              <w:rPr>
+                <w:lang w:val="en-ID"/>
+              </w:rPr>
+              <w:t>. Keunggulan ini terbukti nyata</w:t>
+            </w:r>
+            <w:r>
+              <w:rPr>
+                <w:lang w:val="en-ID"/>
+              </w:rPr>
+              <w:t>;</w:t>
+            </w:r>
+            <w:r>
+              <w:rPr>
+                <w:lang w:val="en-ID"/>
+              </w:rPr>
+              <w:t xml:space="preserve"> Taher &amp; Ayon (2024) melaporkan akurasi 93,80% pada pendekatan </w:t>
+            </w:r>
+            <w:r>
+              <w:rPr>
+                <w:i/>
+                <w:iCs/>
+                <w:lang w:val="en-ID"/>
+              </w:rPr>
+              <w:t>gradient boosting</w:t>
+            </w:r>
+            <w:r>
+              <w:rPr>
+                <w:lang w:val="en-ID"/>
+              </w:rPr>
+              <w:t xml:space="preserve"> untuk klasifikasi gangguan tidur, melampaui Random Forest dan AdaBoost. CatBoost dipilih bukan semata karena performanya, melainkan karena kesesuaiannya yang organik dengan struktur data gaya hidup yang kompleks.</w:t>
             </w:r>
           </w:p>
           <w:p>
@@ -294,7 +404,63 @@
               <w:rPr>
                 <w:lang w:val="en-ID"/>
               </w:rPr>
-              <w:t>Meskipun algoritma machine learning seperti CatBoost menawarkan akurasi prediksi yang tinggi, penerapannya di domain kesehatan menghadapi hambatan fundamental berupa sifat black-box yang melekat pada model-model kompleks tersebut. Model black-box tidak mampu menjelaskan alasan logis di balik setiap prediksi yang dihasilkan, sehingga praktisi medis dan pasien kesulitan untuk mempercayai dan menggunakan rekomendasinya dalam pengambilan keputusan klinis. Transparansi model bukan sekadar aspek tambahan, melainkan sebuah kebutuhan etis dan regulasi yang fundamental dalam pengembangan kecerdasan buatan di bidang kesehatan. Tinjauan komprehensif oleh Sadeghi et al. (2024) menegaskan bahwa ketidakmampuan model untuk menjelaskan prediksinya dapat secara signifikan menurunkan kepercayaan dokter dan pasien terhadap sistem berbasis AI. Oleh karena itu, penelitian ini memandang penting untuk mengintegrasikan pendekatan Explainable AI (XAI) sebagai komponen inti dari sistem prediksi gangguan tidur yang dibangun.</w:t>
+              <w:t xml:space="preserve">Namun, akurasi prediksi yang tinggi saja tidak cukup untuk menjadikan sebuah model layak digunakan dalam pengambilan keputusan medis. Inilah paradoks terbesar </w:t>
+            </w:r>
+            <w:r>
+              <w:rPr>
+                <w:i/>
+                <w:iCs/>
+                <w:lang w:val="en-ID"/>
+              </w:rPr>
+              <w:t>machine learning</w:t>
+            </w:r>
+            <w:r>
+              <w:rPr>
+                <w:lang w:val="en-ID"/>
+              </w:rPr>
+              <w:t xml:space="preserve"> modern: semakin kompleks model, semakin sulit prediksinya untuk dipahami manusia. CatBoost, seperti algoritma </w:t>
+            </w:r>
+            <w:r>
+              <w:rPr>
+                <w:i/>
+                <w:iCs/>
+                <w:lang w:val="en-ID"/>
+              </w:rPr>
+              <w:t>ensemble</w:t>
+            </w:r>
+            <w:r>
+              <w:rPr>
+                <w:lang w:val="en-ID"/>
+              </w:rPr>
+              <w:t xml:space="preserve"> berbasis pohon lainnya, beroperasi sebagai </w:t>
+            </w:r>
+            <w:r>
+              <w:rPr>
+                <w:i/>
+                <w:iCs/>
+                <w:lang w:val="en-ID"/>
+              </w:rPr>
+              <w:t>black box</w:t>
+            </w:r>
+            <w:r>
+              <w:rPr>
+                <w:lang w:val="en-ID"/>
+              </w:rPr>
+              <w:t xml:space="preserve">—menghasilkan keputusan dari ratusan pohon yang bekerja paralel tanpa menjelaskan mengapa seseorang dikategorikan berisiko tinggi. Kondisi ini bukan sekadar masalah teknis; ia menyentuh dimensi etika dan regulasi yang fundamental dalam penerapan AI di dunia kesehatan. Sadeghi et al. (2024) menegaskan bahwa ketidakmampuan model menjelaskan prediksinya menjadi penghalang utama adopsi AI di klinik, karena dokter dan pasien membutuhkan justifikasi logis sebelum mengambil tindakan medis. Atas dasar itulah, </w:t>
+            </w:r>
+            <w:r>
+              <w:rPr>
+                <w:i/>
+                <w:iCs/>
+                <w:lang w:val="en-ID"/>
+              </w:rPr>
+              <w:t>Explainable AI</w:t>
+            </w:r>
+            <w:r>
+              <w:rPr>
+                <w:lang w:val="en-ID"/>
+              </w:rPr>
+              <w:t xml:space="preserve"> (XAI) diposisikan sebagai komponen inti dalam penelitian ini.</w:t>
             </w:r>
           </w:p>
           <w:p>
@@ -321,7 +487,77 @@
                 <w:lang w:val="en-ID"/>
               </w:rPr>
               <w:lastRenderedPageBreak/>
-              <w:t>Teknologi Explainable Artificial Intelligence (XAI) telah terbukti mampu menjembatani kesenjangan antara kekuatan prediksi model dan kebutuhan transparansi di dunia medis modern. XAI bekerja dengan mengkalkulasi kontribusi aktual setiap variabel terhadap hasil prediksi, sehingga memungkinkan tenaga kesehatan untuk memahami faktor risiko dominan secara spesifik bagi setiap pasien. Emhandyksa &amp; Afifah (2026) secara konkret mendemonstrasikan penerapan XAI berbasis Feature Importance untuk mendeteksi penyakit jantung secara dini, menghasilkan peta faktor risiko yang dapat diinterpretasikan langsung oleh klinisi tanpa memerlukan pemahaman teknis mendalam tentang algoritma yang digunakan. Keberhasilan XAI di domain kardiovaskular ini merupakan bukti empiris yang kuat bahwa pendekatan serupa sangat layak untuk diadaptasi pada domain gangguan tidur, yang hingga kini masih belum dieksploitasi secara spesifik dalam literatur ilmiah yang ada.</w:t>
+              <w:t xml:space="preserve">Perkembangan XAI dalam satu dekade terakhir telah melahirkan metode-metode yang mampu membuka selubung </w:t>
+            </w:r>
+            <w:r>
+              <w:rPr>
+                <w:i/>
+                <w:iCs/>
+                <w:lang w:val="en-ID"/>
+              </w:rPr>
+              <w:t>black box</w:t>
+            </w:r>
+            <w:r>
+              <w:rPr>
+                <w:lang w:val="en-ID"/>
+              </w:rPr>
+              <w:t xml:space="preserve"> dan mengubah output model menjadi penjelasan yang bermakna bagi klinisi. Alih-alih sekadar memberikan hasil prediksi, XAI memetakan kontribusi nyata setiap variabel input terhadap keputusan yang dihasilkan—memungkinkan tenaga kesehatan memahami bukan hanya </w:t>
+            </w:r>
+            <w:r>
+              <w:rPr>
+                <w:i/>
+                <w:iCs/>
+                <w:lang w:val="en-ID"/>
+              </w:rPr>
+              <w:t>apa</w:t>
+            </w:r>
+            <w:r>
+              <w:rPr>
+                <w:lang w:val="en-ID"/>
+              </w:rPr>
+              <w:t xml:space="preserve"> yang diprediksi, tetapi </w:t>
+            </w:r>
+            <w:r>
+              <w:rPr>
+                <w:i/>
+                <w:iCs/>
+                <w:lang w:val="en-ID"/>
+              </w:rPr>
+              <w:t>mengapa</w:t>
+            </w:r>
+            <w:r>
+              <w:rPr>
+                <w:lang w:val="en-ID"/>
+              </w:rPr>
+              <w:t xml:space="preserve"> prediksi itu terbentuk. Keberhasilan pendekatan ini telah dibuktikan secara konkret oleh Emhandyksa &amp; Afifah (2026), yang menggunakan XAI berbasis </w:t>
+            </w:r>
+            <w:r>
+              <w:rPr>
+                <w:i/>
+                <w:iCs/>
+                <w:lang w:val="en-ID"/>
+              </w:rPr>
+              <w:t>feature importance</w:t>
+            </w:r>
+            <w:r>
+              <w:rPr>
+                <w:lang w:val="en-ID"/>
+              </w:rPr>
+              <w:t xml:space="preserve"> untuk membangun peta risiko penyakit jantung yang dapat dibaca langsung oleh klinisi tanpa latar belakang teknis dalam </w:t>
+            </w:r>
+            <w:r>
+              <w:rPr>
+                <w:i/>
+                <w:iCs/>
+                <w:lang w:val="en-ID"/>
+              </w:rPr>
+              <w:t>machine learning</w:t>
+            </w:r>
+            <w:r>
+              <w:rPr>
+                <w:lang w:val="en-ID"/>
+              </w:rPr>
+              <w:t>. Preseden dari domain kardiovaskular ini secara logis menunjuk peluang yang setara di domain gangguan tidur, mengingat variabilitas dan kompleksitas faktor gaya hidup yang jauh lebih kaya dan multidimensional di dalamnya.</w:t>
             </w:r>
           </w:p>
           <w:p>
@@ -347,7 +583,49 @@
               <w:rPr>
                 <w:lang w:val="en-ID"/>
               </w:rPr>
-              <w:t>Metode XAI yang paling komprehensif dan terpercaya untuk menginterpretasikan model berbasis pohon keputusan seperti CatBoost adalah SHAP (Shapley Additive exPlanations). SHAP mengukur kontribusi setiap fitur secara adil menggunakan konsep nilai Shapley dari teori permainan koalisi, sehingga menghasilkan penjelasan yang konsisten baik secara lokal (per individu) maupun global (seluruh populasi). Srinivasu et al. (2024) telah memvalidasi bahwa integrasi teknis antara CatBoost dan SHAP menghasilkan interpretabilitas yang sangat tinggi dalam mengidentifikasi faktor penentu diagnosis kanker payudara. Berdasarkan validasi tersebut, penelitian ini bertujuan menerapkan kombinasi CatBoost dan SHAP pada data gaya hidup digital untuk mengidentifikasi faktor risiko utama gangguan tidur secara transparan. Diharapkan, hasil penelitian ini menjadi fondasi ilmiah bagi pengembangan sistem skrining tidur berbasis AI yang tidak hanya akurat, tetapi juga dapat dipahami dan dipercaya oleh praktisi kesehatan.</w:t>
+              <w:t xml:space="preserve">Di antara berbagai metode XAI yang tersedia, </w:t>
+            </w:r>
+            <w:r>
+              <w:rPr>
+                <w:i/>
+                <w:iCs/>
+                <w:lang w:val="en-ID"/>
+              </w:rPr>
+              <w:t>Shapley Additive exPlanations</w:t>
+            </w:r>
+            <w:r>
+              <w:rPr>
+                <w:lang w:val="en-ID"/>
+              </w:rPr>
+              <w:t xml:space="preserve"> (SHAP) dipandang paling relevan dan memiliki fondasi matematis paling kokoh untuk model berbasis pohon seperti CatBoost. Berlandaskan teori nilai Shapley dari permainan koalisi, SHAP menghitung kontribusi marginal setiap fitur secara adil dengan mempertimbangkan seluruh kombinasi fitur yang mungkin. Keunikannya adalah kemampuan bekerja di dua level sekaligus: secara </w:t>
+            </w:r>
+            <w:r>
+              <w:rPr>
+                <w:i/>
+                <w:iCs/>
+                <w:lang w:val="en-ID"/>
+              </w:rPr>
+              <w:t>global</w:t>
+            </w:r>
+            <w:r>
+              <w:rPr>
+                <w:lang w:val="en-ID"/>
+              </w:rPr>
+              <w:t xml:space="preserve"> merangkum pola risiko di seluruh populasi, secara </w:t>
+            </w:r>
+            <w:r>
+              <w:rPr>
+                <w:i/>
+                <w:iCs/>
+                <w:lang w:val="en-ID"/>
+              </w:rPr>
+              <w:t>lokal</w:t>
+            </w:r>
+            <w:r>
+              <w:rPr>
+                <w:lang w:val="en-ID"/>
+              </w:rPr>
+              <w:t xml:space="preserve"> menjelaskan prediksi spesifik per individu. Srinivasu et al. (2024) telah memvalidasi bahwa integrasi CatBoost–SHAP menghasilkan interpretabilitas superior dalam diagnosis medis. Berpijak pada validasi tersebut, penelitian ini menerapkan kombinasi ini untuk membedah dan meranking faktor gaya hidup digital yang paling berkontribusi terhadap risiko gangguan tidur—menghasilkan bukan sekadar model prediktif, melainkan instrumen pemahaman yang dapat digunakan untuk intervensi berbasis bukti.</w:t>
             </w:r>
           </w:p>
           <w:p>

--- a/OUTLINE.docx
+++ b/OUTLINE.docx
@@ -165,7 +165,27 @@
               <w:rPr>
                 <w:lang w:val="en-ID"/>
               </w:rPr>
-              <w:t xml:space="preserve">Bagaimana penerapan metode </w:t>
+              <w:t xml:space="preserve">Bagaimana penerapan </w:t>
+            </w:r>
+            <w:r>
+              <w:rPr>
+                <w:i/>
+                <w:iCs/>
+                <w:lang w:val="en-ID"/>
+              </w:rPr>
+              <w:t>Shapley Additive exPlanations</w:t>
+            </w:r>
+            <w:r>
+              <w:rPr>
+                <w:lang w:val="en-ID"/>
+              </w:rPr>
+              <w:t xml:space="preserve"> (SHAP) </w:t>
+            </w:r>
+            <w:r>
+              <w:rPr>
+                <w:lang w:val="en-ID"/>
+              </w:rPr>
+              <w:t xml:space="preserve">yang merupakan bagian dari </w:t>
             </w:r>
             <w:r>
               <w:rPr>
@@ -179,21 +199,13 @@
               <w:rPr>
                 <w:lang w:val="en-ID"/>
               </w:rPr>
-              <w:t xml:space="preserve"> (XAI) dengan pendekatan </w:t>
-            </w:r>
-            <w:r>
-              <w:rPr>
-                <w:i/>
-                <w:iCs/>
-                <w:lang w:val="en-ID"/>
-              </w:rPr>
-              <w:t>Shapley Additive exPlanations</w:t>
-            </w:r>
-            <w:r>
-              <w:rPr>
-                <w:lang w:val="en-ID"/>
-              </w:rPr>
-              <w:t xml:space="preserve"> (SHAP) pada algoritma CatBoost dapat menghasilkan model klasifikasi risiko gangguan tidur yang transparan, sekaligus mampu mengidentifikasi faktor-faktor gaya hidup digital yang paling berkontribusi terhadap munculnya gangguan tersebut secara akurat dan dapat diinterpretasikan?</w:t>
+              <w:t xml:space="preserve"> (XAI) </w:t>
+            </w:r>
+            <w:r>
+              <w:rPr>
+                <w:lang w:val="en-ID"/>
+              </w:rPr>
+              <w:t>pada algoritma CatBoost dapat menghasilkan model klasifikasi risiko gangguan tidur yang transparan, sekaligus mampu mengidentifikasi faktor-faktor gaya hidup digital yang paling berkontribusi terhadap munculnya gangguan tersebut secara akurat dan dapat diinterpretasikan?</w:t>
             </w:r>
           </w:p>
           <w:p>
@@ -270,7 +282,19 @@
               <w:rPr>
                 <w:lang w:val="en-ID"/>
               </w:rPr>
-              <w:t xml:space="preserve">yang pada akhirnya menekan produktivitas individu dan membebani sistem layanan kesehatan secara luas. Yang menarik, sebagian besar pemicunya bersifat perilaku dan terukur: durasi paparan layar sebelum tidur, pola konsumsi kafein, intensitas tekanan kerja, hingga ritme aktivitas fisik harian. Studi yang melibatkan 20.645 mahasiswa di Provinsi Fujian membuktikan bahwa variabel-variabel gaya hidup ini adalah prediktor nyata yang dapat dipetakan secara kuantitatif menggunakan </w:t>
+              <w:t>yang pada akhirnya menekan produktivitas individu dan membebani sistem layanan kesehatan secara luas. Yang menarik, sebagian besar pemicunya bersifat perilaku dan terukur</w:t>
+            </w:r>
+            <w:r>
+              <w:rPr>
+                <w:lang w:val="en-ID"/>
+              </w:rPr>
+              <w:t>, antara lain</w:t>
+            </w:r>
+            <w:r>
+              <w:rPr>
+                <w:lang w:val="en-ID"/>
+              </w:rPr>
+              <w:t xml:space="preserve"> durasi paparan layar sebelum tidur, pola konsumsi kafein, intensitas tekanan kerja, hingga ritme aktivitas fisik harian. Studi yang melibatkan 20.645 mahasiswa di Provinsi Fujian membuktikan bahwa variabel-variabel gaya hidup ini adalah prediktor nyata yang dapat dipetakan secara kuantitatif menggunakan </w:t>
             </w:r>
             <w:r>
               <w:rPr>
@@ -418,7 +442,19 @@
               <w:rPr>
                 <w:lang w:val="en-ID"/>
               </w:rPr>
-              <w:t xml:space="preserve"> modern: semakin kompleks model, semakin sulit prediksinya untuk dipahami manusia. CatBoost, seperti algoritma </w:t>
+              <w:t xml:space="preserve"> modern</w:t>
+            </w:r>
+            <w:r>
+              <w:rPr>
+                <w:lang w:val="en-ID"/>
+              </w:rPr>
+              <w:t>;</w:t>
+            </w:r>
+            <w:r>
+              <w:rPr>
+                <w:lang w:val="en-ID"/>
+              </w:rPr>
+              <w:t xml:space="preserve"> semakin kompleks model, semakin sulit prediksinya untuk dipahami manusia. CatBoost, seperti algoritma </w:t>
             </w:r>
             <w:r>
               <w:rPr>
@@ -444,9 +480,31 @@
             </w:r>
             <w:r>
               <w:rPr>
-                <w:lang w:val="en-ID"/>
-              </w:rPr>
-              <w:t xml:space="preserve">—menghasilkan keputusan dari ratusan pohon yang bekerja paralel tanpa menjelaskan mengapa seseorang dikategorikan berisiko tinggi. Kondisi ini bukan sekadar masalah teknis; ia menyentuh dimensi etika dan regulasi yang fundamental dalam penerapan AI di dunia kesehatan. Sadeghi et al. (2024) menegaskan bahwa ketidakmampuan model menjelaskan prediksinya menjadi penghalang utama adopsi AI di klinik, karena dokter dan pasien membutuhkan justifikasi logis sebelum mengambil tindakan medis. Atas dasar itulah, </w:t>
+                <w:i/>
+                <w:iCs/>
+                <w:lang w:val="en-ID"/>
+              </w:rPr>
+              <w:t xml:space="preserve"> </w:t>
+            </w:r>
+            <w:r>
+              <w:rPr>
+                <w:lang w:val="en-ID"/>
+              </w:rPr>
+              <w:t>yang</w:t>
+            </w:r>
+            <w:r>
+              <w:rPr>
+                <w:i/>
+                <w:iCs/>
+                <w:lang w:val="en-ID"/>
+              </w:rPr>
+              <w:t xml:space="preserve"> </w:t>
+            </w:r>
+            <w:r>
+              <w:rPr>
+                <w:lang w:val="en-ID"/>
+              </w:rPr>
+              <w:t xml:space="preserve">menghasilkan keputusan dari ratusan pohon yang bekerja paralel tanpa menjelaskan mengapa seseorang dikategorikan berisiko tinggi. Kondisi ini bukan sekadar masalah teknis; ia menyentuh dimensi etika dan regulasi yang fundamental dalam penerapan AI di dunia kesehatan. Sadeghi et al. (2024) menegaskan bahwa ketidakmampuan model menjelaskan prediksinya menjadi penghalang utama adopsi AI di klinik, karena dokter dan pasien membutuhkan justifikasi logis sebelum mengambil tindakan medis. Atas dasar itulah, </w:t>
             </w:r>
             <w:r>
               <w:rPr>
@@ -501,7 +559,31 @@
               <w:rPr>
                 <w:lang w:val="en-ID"/>
               </w:rPr>
-              <w:t xml:space="preserve"> dan mengubah output model menjadi penjelasan yang bermakna bagi klinisi. Alih-alih sekadar memberikan hasil prediksi, XAI memetakan kontribusi nyata setiap variabel input terhadap keputusan yang dihasilkan—memungkinkan tenaga kesehatan memahami bukan hanya </w:t>
+              <w:t xml:space="preserve"> dan mengubah output model menjadi penjelasan yang bermakna bagi </w:t>
+            </w:r>
+            <w:r>
+              <w:rPr>
+                <w:lang w:val="en-ID"/>
+              </w:rPr>
+              <w:t>tenaga kesehatan</w:t>
+            </w:r>
+            <w:r>
+              <w:rPr>
+                <w:lang w:val="en-ID"/>
+              </w:rPr>
+              <w:t>. Alih-alih sekadar memberikan hasil prediksi, XAI memetakan kontribusi nyata setiap variabel input terhadap keputusan yang dihasilkan</w:t>
+            </w:r>
+            <w:r>
+              <w:rPr>
+                <w:lang w:val="en-ID"/>
+              </w:rPr>
+              <w:t xml:space="preserve"> </w:t>
+            </w:r>
+            <w:r>
+              <w:rPr>
+                <w:lang w:val="en-ID"/>
+              </w:rPr>
+              <w:t xml:space="preserve">memungkinkan tenaga kesehatan memahami bukan hanya </w:t>
             </w:r>
             <w:r>
               <w:rPr>
@@ -543,7 +625,19 @@
               <w:rPr>
                 <w:lang w:val="en-ID"/>
               </w:rPr>
-              <w:t xml:space="preserve"> untuk membangun peta risiko penyakit jantung yang dapat dibaca langsung oleh klinisi tanpa latar belakang teknis dalam </w:t>
+              <w:t xml:space="preserve"> untuk membangun peta risiko penyakit jantung yang dapat dibaca langsung oleh </w:t>
+            </w:r>
+            <w:r>
+              <w:rPr>
+                <w:lang w:val="en-ID"/>
+              </w:rPr>
+              <w:t>tenaga kesehatan</w:t>
+            </w:r>
+            <w:r>
+              <w:rPr>
+                <w:lang w:val="en-ID"/>
+              </w:rPr>
+              <w:t xml:space="preserve"> tanpa latar belakang teknis dalam </w:t>
             </w:r>
             <w:r>
               <w:rPr>
@@ -625,7 +719,19 @@
               <w:rPr>
                 <w:lang w:val="en-ID"/>
               </w:rPr>
-              <w:t xml:space="preserve"> menjelaskan prediksi spesifik per individu. Srinivasu et al. (2024) telah memvalidasi bahwa integrasi CatBoost–SHAP menghasilkan interpretabilitas superior dalam diagnosis medis. Berpijak pada validasi tersebut, penelitian ini menerapkan kombinasi ini untuk membedah dan meranking faktor gaya hidup digital yang paling berkontribusi terhadap risiko gangguan tidur—menghasilkan bukan sekadar model prediktif, melainkan instrumen pemahaman yang dapat digunakan untuk intervensi berbasis bukti.</w:t>
+              <w:t xml:space="preserve"> menjelaskan prediksi spesifik per individu. Srinivasu et al. (2024) telah memvalidasi bahwa integrasi CatBoost–SHAP menghasilkan interpretabilitas superior dalam diagnosis medis. Berpijak pada validasi tersebut, penelitian ini menerapkan kombinasi ini untuk membedah dan meranking faktor gaya hidup digital yang paling berkontribusi terhadap risiko gangguan tidur</w:t>
+            </w:r>
+            <w:r>
+              <w:rPr>
+                <w:lang w:val="en-ID"/>
+              </w:rPr>
+              <w:t xml:space="preserve"> yang </w:t>
+            </w:r>
+            <w:r>
+              <w:rPr>
+                <w:lang w:val="en-ID"/>
+              </w:rPr>
+              <w:t>menghasilkan bukan sekadar model prediktif, melainkan instrumen pemahaman yang dapat digunakan untuk intervensi berbasis bukti.</w:t>
             </w:r>
           </w:p>
           <w:p>
@@ -1669,6 +1775,7 @@
   <w:style w:type="character" w:default="1" w:styleId="DefaultParagraphFont">
     <w:name w:val="Default Paragraph Font"/>
     <w:uiPriority w:val="1"/>
+    <w:semiHidden/>
     <w:unhideWhenUsed/>
   </w:style>
   <w:style w:type="table" w:default="1" w:styleId="TableNormal">

--- a/OUTLINE.docx
+++ b/OUTLINE.docx
@@ -63,12 +63,13 @@
     <w:tbl>
       <w:tblPr>
         <w:tblStyle w:val="TableGrid"/>
-        <w:tblW w:w="9634" w:type="dxa"/>
+        <w:tblW w:w="5000" w:type="pct"/>
+        <w:tblLayout w:type="fixed"/>
         <w:tblLook w:val="04A0" w:firstRow="1" w:lastRow="0" w:firstColumn="1" w:lastColumn="0" w:noHBand="0" w:noVBand="1"/>
       </w:tblPr>
       <w:tblGrid>
-        <w:gridCol w:w="1413"/>
-        <w:gridCol w:w="8221"/>
+        <w:gridCol w:w="1251"/>
+        <w:gridCol w:w="8099"/>
       </w:tblGrid>
       <w:tr>
         <w:trPr>
@@ -76,7 +77,7 @@
         </w:trPr>
         <w:tc>
           <w:tcPr>
-            <w:tcW w:w="1413" w:type="dxa"/>
+            <w:tcW w:w="669" w:type="pct"/>
           </w:tcPr>
           <w:p>
             <w:pPr>
@@ -95,7 +96,7 @@
         </w:tc>
         <w:tc>
           <w:tcPr>
-            <w:tcW w:w="8221" w:type="dxa"/>
+            <w:tcW w:w="4331" w:type="pct"/>
           </w:tcPr>
           <w:p>
             <w:pPr>
@@ -108,13 +109,19 @@
               <w:rPr>
                 <w:lang w:val="en-ID"/>
               </w:rPr>
-              <w:t>Penerapan Metode XAI-SHAP pada Algoritma CatBoost untuk Identifikasi Faktor Risiko Gangguan Tidur</w:t>
-            </w:r>
-            <w:r>
-              <w:rPr>
-                <w:lang w:val="en-ID"/>
-              </w:rPr>
-              <w:t xml:space="preserve"> Berbasis Metrik Gaya Hidup</w:t>
+              <w:t xml:space="preserve">Penerapan Metode XAI-SHAP pada Algoritma CatBoost untuk </w:t>
+            </w:r>
+            <w:r>
+              <w:rPr>
+                <w:lang w:val="en-ID"/>
+              </w:rPr>
+              <w:t>Klasifikasi</w:t>
+            </w:r>
+            <w:r>
+              <w:rPr>
+                <w:lang w:val="en-ID"/>
+              </w:rPr>
+              <w:t xml:space="preserve"> Faktor Risiko Gangguan Tidur</w:t>
             </w:r>
           </w:p>
           <w:p>
@@ -133,7 +140,7 @@
         </w:trPr>
         <w:tc>
           <w:tcPr>
-            <w:tcW w:w="1413" w:type="dxa"/>
+            <w:tcW w:w="669" w:type="pct"/>
           </w:tcPr>
           <w:p>
             <w:pPr>
@@ -152,7 +159,7 @@
         </w:tc>
         <w:tc>
           <w:tcPr>
-            <w:tcW w:w="8221" w:type="dxa"/>
+            <w:tcW w:w="4331" w:type="pct"/>
           </w:tcPr>
           <w:p>
             <w:pPr>
@@ -224,7 +231,7 @@
         </w:trPr>
         <w:tc>
           <w:tcPr>
-            <w:tcW w:w="1413" w:type="dxa"/>
+            <w:tcW w:w="669" w:type="pct"/>
           </w:tcPr>
           <w:p>
             <w:pPr>
@@ -243,12 +250,12 @@
         </w:tc>
         <w:tc>
           <w:tcPr>
-            <w:tcW w:w="8221" w:type="dxa"/>
+            <w:tcW w:w="4331" w:type="pct"/>
           </w:tcPr>
           <w:p>
             <w:pPr>
               <w:pStyle w:val="ListParagraph"/>
-              <w:ind w:left="318" w:firstLine="770"/>
+              <w:ind w:left="36" w:firstLine="770"/>
               <w:jc w:val="both"/>
               <w:rPr>
                 <w:lang w:val="en-ID"/>
@@ -314,7 +321,7 @@
           <w:p>
             <w:pPr>
               <w:pStyle w:val="ListParagraph"/>
-              <w:ind w:left="318" w:firstLine="770"/>
+              <w:ind w:left="36" w:firstLine="770"/>
               <w:jc w:val="both"/>
               <w:rPr>
                 <w:lang w:val="en-ID"/>
@@ -324,7 +331,7 @@
           <w:p>
             <w:pPr>
               <w:pStyle w:val="ListParagraph"/>
-              <w:ind w:left="318" w:firstLine="770"/>
+              <w:ind w:left="36" w:firstLine="770"/>
               <w:jc w:val="both"/>
               <w:rPr>
                 <w:lang w:val="en-ID"/>
@@ -408,7 +415,7 @@
           <w:p>
             <w:pPr>
               <w:pStyle w:val="ListParagraph"/>
-              <w:ind w:left="318" w:firstLine="770"/>
+              <w:ind w:left="36" w:firstLine="770"/>
               <w:jc w:val="both"/>
               <w:rPr>
                 <w:lang w:val="en-ID"/>
@@ -418,17 +425,23 @@
           <w:p>
             <w:pPr>
               <w:pStyle w:val="ListParagraph"/>
-              <w:ind w:left="318" w:firstLine="770"/>
-              <w:jc w:val="both"/>
-              <w:rPr>
-                <w:lang w:val="en-ID"/>
-              </w:rPr>
-            </w:pPr>
-            <w:r>
-              <w:rPr>
-                <w:lang w:val="en-ID"/>
-              </w:rPr>
-              <w:t xml:space="preserve">Namun, akurasi prediksi yang tinggi saja tidak cukup untuk menjadikan sebuah model layak digunakan dalam pengambilan keputusan medis. Inilah paradoks terbesar </w:t>
+              <w:ind w:left="36" w:firstLine="770"/>
+              <w:jc w:val="both"/>
+              <w:rPr>
+                <w:lang w:val="en-ID"/>
+              </w:rPr>
+            </w:pPr>
+            <w:r>
+              <w:rPr>
+                <w:lang w:val="en-ID"/>
+              </w:rPr>
+              <w:t>N</w:t>
+            </w:r>
+            <w:r>
+              <w:rPr>
+                <w:lang w:val="en-ID"/>
+              </w:rPr>
+              <w:t xml:space="preserve">amun, akurasi prediksi yang tinggi saja tidak cukup untuk menjadikan sebuah model layak digunakan dalam pengambilan keputusan medis. Inilah paradoks terbesar </w:t>
             </w:r>
             <w:r>
               <w:rPr>
@@ -442,19 +455,7 @@
               <w:rPr>
                 <w:lang w:val="en-ID"/>
               </w:rPr>
-              <w:t xml:space="preserve"> modern</w:t>
-            </w:r>
-            <w:r>
-              <w:rPr>
-                <w:lang w:val="en-ID"/>
-              </w:rPr>
-              <w:t>;</w:t>
-            </w:r>
-            <w:r>
-              <w:rPr>
-                <w:lang w:val="en-ID"/>
-              </w:rPr>
-              <w:t xml:space="preserve"> semakin kompleks model, semakin sulit prediksinya untuk dipahami manusia. CatBoost, seperti algoritma </w:t>
+              <w:t xml:space="preserve"> modern; semakin kompleks model, semakin sulit prediksinya untuk dipahami manusia. CatBoost, seperti algoritma </w:t>
             </w:r>
             <w:r>
               <w:rPr>
@@ -476,35 +477,13 @@
                 <w:iCs/>
                 <w:lang w:val="en-ID"/>
               </w:rPr>
-              <w:t>black box</w:t>
-            </w:r>
-            <w:r>
-              <w:rPr>
-                <w:i/>
-                <w:iCs/>
-                <w:lang w:val="en-ID"/>
-              </w:rPr>
-              <w:t xml:space="preserve"> </w:t>
-            </w:r>
-            <w:r>
-              <w:rPr>
-                <w:lang w:val="en-ID"/>
-              </w:rPr>
-              <w:t>yang</w:t>
-            </w:r>
-            <w:r>
-              <w:rPr>
-                <w:i/>
-                <w:iCs/>
-                <w:lang w:val="en-ID"/>
-              </w:rPr>
-              <w:t xml:space="preserve"> </w:t>
-            </w:r>
-            <w:r>
-              <w:rPr>
-                <w:lang w:val="en-ID"/>
-              </w:rPr>
-              <w:t xml:space="preserve">menghasilkan keputusan dari ratusan pohon yang bekerja paralel tanpa menjelaskan mengapa seseorang dikategorikan berisiko tinggi. Kondisi ini bukan sekadar masalah teknis; ia menyentuh dimensi etika dan regulasi yang fundamental dalam penerapan AI di dunia kesehatan. Sadeghi et al. (2024) menegaskan bahwa ketidakmampuan model menjelaskan prediksinya menjadi penghalang utama adopsi AI di klinik, karena dokter dan pasien membutuhkan justifikasi logis sebelum mengambil tindakan medis. Atas dasar itulah, </w:t>
+              <w:t>black-box</w:t>
+            </w:r>
+            <w:r>
+              <w:rPr>
+                <w:lang w:val="en-ID"/>
+              </w:rPr>
+              <w:t xml:space="preserve"> yang menghasilkan keputusan dari ratusan pohon yang bekerja paralel tanpa menjelaskan mengapa seseorang dikategorikan berisiko tinggi. Kondisi ini bukan sekadar masalah teknis; ia menyentuh dimensi etika dan kepercayaan yang fundamental dalam penerapan AI di dunia kesehatan. Ha et al. (2023) menunjukkan bahwa penggunaan metode </w:t>
             </w:r>
             <w:r>
               <w:rPr>
@@ -518,13 +497,41 @@
               <w:rPr>
                 <w:lang w:val="en-ID"/>
               </w:rPr>
+              <w:t xml:space="preserve"> berbasis SHAP pada algoritma XGBoost mampu meningkatkan interpretabilitas prediksi gangguan tidur, meskipun penerapannya masih terbatas pada seleksi fitur kuesioner klinis, bukan penjelasan prediksi gaya hidup per individu secara </w:t>
+            </w:r>
+            <w:r>
+              <w:rPr>
+                <w:i/>
+                <w:iCs/>
+                <w:lang w:val="en-ID"/>
+              </w:rPr>
+              <w:t>real-time</w:t>
+            </w:r>
+            <w:r>
+              <w:rPr>
+                <w:lang w:val="en-ID"/>
+              </w:rPr>
+              <w:t xml:space="preserve">. Atas dasar itulah, </w:t>
+            </w:r>
+            <w:r>
+              <w:rPr>
+                <w:i/>
+                <w:iCs/>
+                <w:lang w:val="en-ID"/>
+              </w:rPr>
+              <w:t>Explainable AI</w:t>
+            </w:r>
+            <w:r>
+              <w:rPr>
+                <w:lang w:val="en-ID"/>
+              </w:rPr>
               <w:t xml:space="preserve"> (XAI) diposisikan sebagai komponen inti dalam penelitian ini.</w:t>
             </w:r>
           </w:p>
           <w:p>
             <w:pPr>
               <w:pStyle w:val="ListParagraph"/>
-              <w:ind w:left="318" w:firstLine="770"/>
+              <w:ind w:left="36" w:firstLine="770"/>
               <w:jc w:val="both"/>
               <w:rPr>
                 <w:lang w:val="en-ID"/>
@@ -534,7 +541,7 @@
           <w:p>
             <w:pPr>
               <w:pStyle w:val="ListParagraph"/>
-              <w:ind w:left="318" w:firstLine="770"/>
+              <w:ind w:left="36" w:firstLine="770"/>
               <w:jc w:val="both"/>
               <w:rPr>
                 <w:lang w:val="en-ID"/>
@@ -657,7 +664,7 @@
           <w:p>
             <w:pPr>
               <w:pStyle w:val="ListParagraph"/>
-              <w:ind w:left="318" w:firstLine="770"/>
+              <w:ind w:left="36" w:firstLine="770"/>
               <w:jc w:val="both"/>
               <w:rPr>
                 <w:lang w:val="en-ID"/>
@@ -667,77 +674,165 @@
           <w:p>
             <w:pPr>
               <w:pStyle w:val="ListParagraph"/>
-              <w:ind w:left="318" w:firstLine="770"/>
-              <w:jc w:val="both"/>
-              <w:rPr>
-                <w:lang w:val="en-ID"/>
-              </w:rPr>
-            </w:pPr>
-            <w:r>
-              <w:rPr>
-                <w:lang w:val="en-ID"/>
-              </w:rPr>
-              <w:t xml:space="preserve">Di antara berbagai metode XAI yang tersedia, </w:t>
-            </w:r>
-            <w:r>
-              <w:rPr>
-                <w:i/>
-                <w:iCs/>
-                <w:lang w:val="en-ID"/>
-              </w:rPr>
-              <w:t>Shapley Additive exPlanations</w:t>
-            </w:r>
-            <w:r>
-              <w:rPr>
-                <w:lang w:val="en-ID"/>
-              </w:rPr>
-              <w:t xml:space="preserve"> (SHAP) dipandang paling relevan dan memiliki fondasi matematis paling kokoh untuk model berbasis pohon seperti CatBoost. Berlandaskan teori nilai Shapley dari permainan koalisi, SHAP menghitung kontribusi marginal setiap fitur secara adil dengan mempertimbangkan seluruh kombinasi fitur yang mungkin. Keunikannya adalah kemampuan bekerja di dua level sekaligus: secara </w:t>
-            </w:r>
-            <w:r>
-              <w:rPr>
-                <w:i/>
-                <w:iCs/>
-                <w:lang w:val="en-ID"/>
-              </w:rPr>
-              <w:t>global</w:t>
-            </w:r>
-            <w:r>
-              <w:rPr>
-                <w:lang w:val="en-ID"/>
-              </w:rPr>
-              <w:t xml:space="preserve"> merangkum pola risiko di seluruh populasi, secara </w:t>
-            </w:r>
-            <w:r>
-              <w:rPr>
-                <w:i/>
-                <w:iCs/>
-                <w:lang w:val="en-ID"/>
-              </w:rPr>
-              <w:t>lokal</w:t>
-            </w:r>
-            <w:r>
-              <w:rPr>
-                <w:lang w:val="en-ID"/>
-              </w:rPr>
-              <w:t xml:space="preserve"> menjelaskan prediksi spesifik per individu. Srinivasu et al. (2024) telah memvalidasi bahwa integrasi CatBoost–SHAP menghasilkan interpretabilitas superior dalam diagnosis medis. Berpijak pada validasi tersebut, penelitian ini menerapkan kombinasi ini untuk membedah dan meranking faktor gaya hidup digital yang paling berkontribusi terhadap risiko gangguan tidur</w:t>
-            </w:r>
-            <w:r>
-              <w:rPr>
-                <w:lang w:val="en-ID"/>
-              </w:rPr>
-              <w:t xml:space="preserve"> yang </w:t>
-            </w:r>
-            <w:r>
-              <w:rPr>
-                <w:lang w:val="en-ID"/>
-              </w:rPr>
-              <w:t>menghasilkan bukan sekadar model prediktif, melainkan instrumen pemahaman yang dapat digunakan untuk intervensi berbasis bukti.</w:t>
+              <w:ind w:left="36" w:firstLine="770"/>
+              <w:jc w:val="both"/>
+              <w:rPr>
+                <w:lang w:val="en-ID"/>
+              </w:rPr>
+            </w:pPr>
+            <w:r>
+              <w:rPr>
+                <w:lang w:val="en-ID"/>
+              </w:rPr>
+              <w:t xml:space="preserve">Meskipun penelitian-penelitian terdahulu telah memberikan kontribusi signifikan, terdapat lima celah riset yang belum terisi secara simultan. Taher &amp; Ayon (2024) dan Lin et al. (2025) membuktikan efektivitas </w:t>
+            </w:r>
+            <w:r>
+              <w:rPr>
+                <w:i/>
+                <w:iCs/>
+                <w:lang w:val="en-ID"/>
+              </w:rPr>
+              <w:t>machine learning</w:t>
+            </w:r>
+            <w:r>
+              <w:rPr>
+                <w:lang w:val="en-ID"/>
+              </w:rPr>
+              <w:t xml:space="preserve"> untuk klasifikasi gangguan tidur, namun model yang dihasilkan masih bersifat </w:t>
+            </w:r>
+            <w:r>
+              <w:rPr>
+                <w:i/>
+                <w:iCs/>
+                <w:lang w:val="en-ID"/>
+              </w:rPr>
+              <w:t>black-box</w:t>
+            </w:r>
+            <w:r>
+              <w:rPr>
+                <w:lang w:val="en-ID"/>
+              </w:rPr>
+              <w:t xml:space="preserve"> tanpa penjelasan faktor risiko spesifik per individu. Ha et al. (2023) telah menggabungkan XGBoost dan SHAP di domain tidur, namun menggunakan algoritma yang memerlukan </w:t>
+            </w:r>
+            <w:r>
+              <w:rPr>
+                <w:i/>
+                <w:iCs/>
+                <w:lang w:val="en-ID"/>
+              </w:rPr>
+              <w:t>encoding</w:t>
+            </w:r>
+            <w:r>
+              <w:rPr>
+                <w:lang w:val="en-ID"/>
+              </w:rPr>
+              <w:t xml:space="preserve"> manual, fitur kuesioner klinis yang tidak </w:t>
+            </w:r>
+            <w:r>
+              <w:rPr>
+                <w:i/>
+                <w:iCs/>
+                <w:lang w:val="en-ID"/>
+              </w:rPr>
+              <w:t>modifiable</w:t>
+            </w:r>
+            <w:r>
+              <w:rPr>
+                <w:lang w:val="en-ID"/>
+              </w:rPr>
+              <w:t>, dan SHAP hanya untuk seleksi fitur. Srinivasu et al. (2024) memvalidasi keunggulan CatBoost-SHAP, namun pada domain kanker payudara dengan fitur laboratorium yang tidak dapat diubah pasien. Sementara itu, Emhandyksa &amp; Afifah (2026) mengalami kegagalan teknis saat mengimplementasikan SHAP. Dengan demikian</w:t>
+            </w:r>
+            <w:r>
+              <w:rPr>
+                <w:lang w:val="en-ID"/>
+              </w:rPr>
+              <w:t>, belum ada penelitian yang mengintegrasikan CatBoost dengan SHAP untuk menganalisis faktor risiko gangguan tidur berbasis metrik gaya hidup secara individual (per-pasien) dan interaktif.</w:t>
             </w:r>
           </w:p>
           <w:p>
             <w:pPr>
               <w:pStyle w:val="ListParagraph"/>
-              <w:ind w:left="318" w:firstLine="770"/>
+              <w:ind w:left="36" w:firstLine="770"/>
+              <w:jc w:val="both"/>
+              <w:rPr>
+                <w:lang w:val="en-ID"/>
+              </w:rPr>
+            </w:pPr>
+          </w:p>
+          <w:p>
+            <w:pPr>
+              <w:pStyle w:val="ListParagraph"/>
+              <w:ind w:left="36" w:firstLine="770"/>
+              <w:jc w:val="both"/>
+              <w:rPr>
+                <w:b/>
+                <w:bCs/>
+                <w:lang w:val="en-ID"/>
+              </w:rPr>
+            </w:pPr>
+            <w:r>
+              <w:rPr>
+                <w:lang w:val="en-ID"/>
+              </w:rPr>
+              <w:t xml:space="preserve">Berdasarkan celah riset yang telah diidentifikasi, penelitian ini bertujuan untuk menerapkan metode </w:t>
+            </w:r>
+            <w:r>
+              <w:rPr>
+                <w:i/>
+                <w:iCs/>
+                <w:lang w:val="en-ID"/>
+              </w:rPr>
+              <w:t>Explainable AI</w:t>
+            </w:r>
+            <w:r>
+              <w:rPr>
+                <w:lang w:val="en-ID"/>
+              </w:rPr>
+              <w:t xml:space="preserve"> berbasis SHAP pada algoritma CatBoost guna menghasilkan model klasifikasi risiko gangguan tidur yang tidak hanya akurat, tetapi juga transparan dan dapat diinterpretasikan secara menyeluruh. Lundberg &amp; Lee (2017) menyatakan bahwa SHAP merupakan satu-satunya metode interpretabilitas yang secara matematis menjamin tiga properti fundamental: konsistensi lokal, </w:t>
+            </w:r>
+            <w:r>
+              <w:rPr>
+                <w:i/>
+                <w:iCs/>
+                <w:lang w:val="en-ID"/>
+              </w:rPr>
+              <w:t>missingness</w:t>
+            </w:r>
+            <w:r>
+              <w:rPr>
+                <w:lang w:val="en-ID"/>
+              </w:rPr>
+              <w:t xml:space="preserve">, dan akurasi aditif, menjadikannya fondasi yang ideal untuk mengurai kontribusi setiap fitur gaya hidup secara adil dan terukur. Melalui pendekatan ini, penelitian diharapkan mampu </w:t>
+            </w:r>
+            <w:r>
+              <w:rPr>
+                <w:lang w:val="en-ID"/>
+              </w:rPr>
+              <w:t>mengidentifikasi faktor gaya hidup dominan yang berkontribusi terhadap risiko gangguan tidur secara individual untuk setiap pasien, sekaligus menghasilkan sistem pendukung keputusan berbasis web yang interaktif (mudah digunakan) dan siap diadaptasi dengan data rekam medis klinis lokal di masa mendatang</w:t>
+            </w:r>
+            <w:r>
+              <w:rPr>
+                <w:b/>
+                <w:bCs/>
+                <w:lang w:val="en-ID"/>
+              </w:rPr>
+              <w:t>.</w:t>
+            </w:r>
+          </w:p>
+          <w:p>
+            <w:pPr>
+              <w:pStyle w:val="ListParagraph"/>
+              <w:ind w:left="36" w:firstLine="770"/>
+              <w:jc w:val="both"/>
+              <w:rPr>
+                <w:lang w:val="en-ID"/>
+              </w:rPr>
+            </w:pPr>
+          </w:p>
+          <w:p>
+            <w:pPr>
+              <w:pStyle w:val="ListParagraph"/>
+              <w:ind w:left="36" w:firstLine="770"/>
               <w:jc w:val="both"/>
               <w:rPr>
                 <w:lang w:val="en-ID"/>
@@ -749,7 +844,7 @@
       <w:tr>
         <w:tc>
           <w:tcPr>
-            <w:tcW w:w="1413" w:type="dxa"/>
+            <w:tcW w:w="669" w:type="pct"/>
           </w:tcPr>
           <w:p>
             <w:pPr>
@@ -764,13 +859,68 @@
               </w:rPr>
               <w:lastRenderedPageBreak/>
               <w:t>Tinjauan Pustaka</w:t>
+            </w:r>
+            <w:r>
+              <w:rPr>
+                <w:lang w:val="en-US"/>
+              </w:rPr>
+              <w:t xml:space="preserve"> (</w:t>
+            </w:r>
+            <w:r>
+              <w:rPr>
+                <w:lang w:val="en-US"/>
+              </w:rPr>
+              <w:t>S</w:t>
+            </w:r>
+            <w:r>
+              <w:rPr>
+                <w:lang w:val="en-US"/>
+              </w:rPr>
+              <w:t xml:space="preserve">tate </w:t>
+            </w:r>
+            <w:proofErr w:type="gramStart"/>
+            <w:r>
+              <w:rPr>
+                <w:lang w:val="en-US"/>
+              </w:rPr>
+              <w:t>Of</w:t>
+            </w:r>
+            <w:proofErr w:type="gramEnd"/>
+            <w:r>
+              <w:rPr>
+                <w:lang w:val="en-US"/>
+              </w:rPr>
+              <w:t xml:space="preserve"> </w:t>
+            </w:r>
+            <w:proofErr w:type="gramStart"/>
+            <w:r>
+              <w:rPr>
+                <w:lang w:val="en-US"/>
+              </w:rPr>
+              <w:t>The</w:t>
+            </w:r>
+            <w:proofErr w:type="gramEnd"/>
+            <w:r>
+              <w:rPr>
+                <w:lang w:val="en-US"/>
+              </w:rPr>
+              <w:t xml:space="preserve"> Art)</w:t>
             </w:r>
           </w:p>
         </w:tc>
         <w:tc>
           <w:tcPr>
-            <w:tcW w:w="8221" w:type="dxa"/>
+            <w:tcW w:w="4331" w:type="pct"/>
           </w:tcPr>
+          <w:p>
+            <w:pPr>
+              <w:pStyle w:val="ListParagraph"/>
+              <w:jc w:val="both"/>
+              <w:rPr>
+                <w:lang w:val="en-ID"/>
+              </w:rPr>
+            </w:pPr>
+          </w:p>
           <w:p>
             <w:pPr>
               <w:pStyle w:val="ListParagraph"/>
@@ -780,29 +930,85 @@
               </w:numPr>
               <w:jc w:val="both"/>
               <w:rPr>
-                <w:lang w:val="en-ID"/>
-              </w:rPr>
-            </w:pPr>
-            <w:r>
-              <w:rPr>
-                <w:lang w:val="en-ID"/>
-              </w:rPr>
-              <w:t xml:space="preserve">Taher &amp; Ayon (2024) menganalisis klasifikasi gangguan tidur menggunakan Random Forest, AdaBoost, dan Gradient Boosting dengan akurasi 93,80%. Penelitian ini sangat relevan, namun menyisakan celah utama: tidak menerapkan metode XAI, sehingga model tersebut masih berupa </w:t>
-            </w:r>
-            <w:r>
-              <w:rPr>
-                <w:i/>
-                <w:iCs/>
-                <w:lang w:val="en-ID"/>
-              </w:rPr>
-              <w:t xml:space="preserve">black-box </w:t>
-            </w:r>
-            <w:r>
-              <w:rPr>
-                <w:lang w:val="en-ID"/>
-              </w:rPr>
-              <w:t>yang sulit diinterpretasikan.</w:t>
-            </w:r>
+                <w:b/>
+                <w:bCs/>
+                <w:lang w:val="en-ID"/>
+              </w:rPr>
+            </w:pPr>
+            <w:r>
+              <w:rPr>
+                <w:lang w:val="en-ID"/>
+              </w:rPr>
+              <w:t xml:space="preserve">Emhandyksa &amp; Afifah (2026) meneliti pengaruh variasi jumlah </w:t>
+            </w:r>
+            <w:r>
+              <w:rPr>
+                <w:i/>
+                <w:iCs/>
+                <w:lang w:val="en-ID"/>
+              </w:rPr>
+              <w:t>hidden layer</w:t>
+            </w:r>
+            <w:r>
+              <w:rPr>
+                <w:lang w:val="en-ID"/>
+              </w:rPr>
+              <w:t xml:space="preserve"> dan </w:t>
+            </w:r>
+            <w:r>
+              <w:rPr>
+                <w:i/>
+                <w:iCs/>
+                <w:lang w:val="en-ID"/>
+              </w:rPr>
+              <w:t>neuron</w:t>
+            </w:r>
+            <w:r>
+              <w:rPr>
+                <w:lang w:val="en-ID"/>
+              </w:rPr>
+              <w:t xml:space="preserve"> pada model </w:t>
+            </w:r>
+            <w:r>
+              <w:rPr>
+                <w:i/>
+                <w:iCs/>
+                <w:lang w:val="en-ID"/>
+              </w:rPr>
+              <w:t>Deep Learning Neural Network</w:t>
+            </w:r>
+            <w:r>
+              <w:rPr>
+                <w:lang w:val="en-ID"/>
+              </w:rPr>
+              <w:t xml:space="preserve"> terhadap performa ekstraksi fitur metode LIME dan SHAP untuk penyakit jantung, namun </w:t>
+            </w:r>
+            <w:r>
+              <w:rPr>
+                <w:lang w:val="en-ID"/>
+              </w:rPr>
+              <w:t>celah riset utama yang ditemukan adalah proses implementasi metode SHAP pada data riwayat kesehatan tersebut mengalami kegagalan teknis yang fatal yang disebabkan model SHAP tidak dapat mengolah data yang memiliki skala 0 hingga 1</w:t>
+            </w:r>
+            <w:r>
+              <w:t xml:space="preserve">, </w:t>
+            </w:r>
+            <w:r>
+              <w:rPr>
+                <w:lang w:val="en-ID"/>
+              </w:rPr>
+              <w:t xml:space="preserve"> pada akhirnya membuktikan tingginya kompleksitas serta mutlaknya kebutuhan rekayasa arsitektur data spesifik.</w:t>
+            </w:r>
+          </w:p>
+          <w:p>
+            <w:pPr>
+              <w:pStyle w:val="ListParagraph"/>
+              <w:jc w:val="both"/>
+              <w:rPr>
+                <w:b/>
+                <w:bCs/>
+                <w:lang w:val="en-ID"/>
+              </w:rPr>
+            </w:pPr>
           </w:p>
           <w:p>
             <w:pPr>
@@ -820,8 +1026,60 @@
               <w:rPr>
                 <w:lang w:val="en-ID"/>
               </w:rPr>
-              <w:t xml:space="preserve"> Lin et al. (2025) memetakan kualitas tidur mahasiswa menggunakan algoritma ANN dan Gradient Boosting Trees. Celah pada penelitian ini adalah kurangnya transparansi model (interpretabilitas) yang sebenarnya dapat diselesaikan dengan pendekatan Explainable AI (XAI).</w:t>
-            </w:r>
+              <w:t xml:space="preserve">Ha et al. (2023) meneliti prediksi risiko gangguan tidur klinis menggunakan algoritma XGBoost dan metode SHAP berbasis data kuesioner medis, namun celah yang ditemukan adalah </w:t>
+            </w:r>
+            <w:r>
+              <w:rPr>
+                <w:lang w:val="en-ID"/>
+              </w:rPr>
+              <w:t xml:space="preserve">model tersebut memerlukan </w:t>
+            </w:r>
+            <w:r>
+              <w:rPr>
+                <w:lang w:val="en-ID"/>
+              </w:rPr>
+              <w:lastRenderedPageBreak/>
+              <w:t xml:space="preserve">tahapan </w:t>
+            </w:r>
+            <w:r>
+              <w:rPr>
+                <w:i/>
+                <w:iCs/>
+                <w:lang w:val="en-ID"/>
+              </w:rPr>
+              <w:t>encoding</w:t>
+            </w:r>
+            <w:r>
+              <w:rPr>
+                <w:lang w:val="en-ID"/>
+              </w:rPr>
+              <w:t xml:space="preserve"> manual yang rentan terhadap bias ordinal, masih sangat bergantung pada data kuesioner medis statis, serta hanya memanfaatkan metode SHAP sebatas untuk tahapan seleksi fitur di awal alih-alih digunakan untuk memberikan penjelasan prediksi interaktif secara </w:t>
+            </w:r>
+            <w:r>
+              <w:rPr>
+                <w:i/>
+                <w:iCs/>
+                <w:lang w:val="en-ID"/>
+              </w:rPr>
+              <w:t>real-time</w:t>
+            </w:r>
+            <w:r>
+              <w:rPr>
+                <w:lang w:val="en-ID"/>
+              </w:rPr>
+              <w:t>.</w:t>
+            </w:r>
+          </w:p>
+          <w:p>
+            <w:pPr>
+              <w:pStyle w:val="ListParagraph"/>
+              <w:jc w:val="both"/>
+              <w:rPr>
+                <w:b/>
+                <w:bCs/>
+                <w:lang w:val="en-ID"/>
+              </w:rPr>
+            </w:pPr>
           </w:p>
           <w:p>
             <w:pPr>
@@ -839,8 +1097,37 @@
               <w:rPr>
                 <w:lang w:val="en-ID"/>
               </w:rPr>
-              <w:t>Sadeghi et al. (2024) mengkaji urgensi penggunaan Explainable AI di sektor kesehatan. Penelitian ini menegaskan pentingnya XAI untuk membangun kepercayaan praktisi medis terhadap algoritma cerdas, namun belum ada implementasi spesifik XAI SHAP untuk prediksi gangguan tidur berbasis gaya hidup.</w:t>
-            </w:r>
+              <w:t xml:space="preserve">Lin et al. (2025) meneliti faktor-faktor eksternal yang memengaruhi kualitas tidur menggunakan berbagai pemodelan </w:t>
+            </w:r>
+            <w:r>
+              <w:rPr>
+                <w:i/>
+                <w:iCs/>
+                <w:lang w:val="en-ID"/>
+              </w:rPr>
+              <w:t>machine learning</w:t>
+            </w:r>
+            <w:r>
+              <w:rPr>
+                <w:lang w:val="en-ID"/>
+              </w:rPr>
+              <w:t xml:space="preserve"> prediktif berbasis kuesioner pada skala yang sangat besar, namun </w:t>
+            </w:r>
+            <w:r>
+              <w:rPr>
+                <w:lang w:val="en-ID"/>
+              </w:rPr>
+              <w:t>celah riset yang ditemukan adalah analisis prediksi tersebut hanya relevan pada kesimpulan tingkat populasi umum secara agregat dan belum mampu memberikan penjelasan secara personal untuk masing-masing individu dengan kombinasi risiko gaya hidup yang sangat unik dan berbeda-beda.</w:t>
+            </w:r>
+          </w:p>
+          <w:p>
+            <w:pPr>
+              <w:pStyle w:val="ListParagraph"/>
+              <w:jc w:val="both"/>
+              <w:rPr>
+                <w:lang w:val="en-ID"/>
+              </w:rPr>
+            </w:pPr>
           </w:p>
           <w:p>
             <w:pPr>
@@ -858,8 +1145,52 @@
               <w:rPr>
                 <w:lang w:val="en-ID"/>
               </w:rPr>
-              <w:t>Emhandyksa &amp; Afifah (2026) menerapkan XAI berbasis Feature Importance untuk deteksi dini penyakit jantung. Penelitian ini membuktikan efektivitas XAI di dunia medis, namun fokus domainnya adalah kardiovaskular, bukan analisis pola tidur dan gaya hidup digital.</w:t>
-            </w:r>
+              <w:t xml:space="preserve">Srinivasu et al. (2024) meneliti pemodelan akurasi diagnosis medis penyakit kanker menggunakan kombinasi arsitektur unggul algoritma </w:t>
+            </w:r>
+            <w:r>
+              <w:rPr>
+                <w:i/>
+                <w:iCs/>
+                <w:lang w:val="en-ID"/>
+              </w:rPr>
+              <w:t>CatBoost</w:t>
+            </w:r>
+            <w:r>
+              <w:rPr>
+                <w:lang w:val="en-ID"/>
+              </w:rPr>
+              <w:t xml:space="preserve"> dan metode </w:t>
+            </w:r>
+            <w:r>
+              <w:rPr>
+                <w:i/>
+                <w:iCs/>
+                <w:lang w:val="en-ID"/>
+              </w:rPr>
+              <w:t>SHAP</w:t>
+            </w:r>
+            <w:r>
+              <w:rPr>
+                <w:lang w:val="en-ID"/>
+              </w:rPr>
+              <w:t xml:space="preserve">, namun </w:t>
+            </w:r>
+            <w:r>
+              <w:rPr>
+                <w:lang w:val="en-ID"/>
+              </w:rPr>
+              <w:t>celah krusial yang ditemukan adalah efektivitas kombinasi canggih tersebut baru berhasil tervalidasi pada parameter data laboratorium medis yang karakternya sangat statis, dan sama sekali belum pernah diuji pada metrik gaya hidup yang karakternya fleksibel di mana penjelasan XAI dapat langsung diadaptasi menjadi rekomendasi perubahan perilaku harian.</w:t>
+            </w:r>
+          </w:p>
+          <w:p>
+            <w:pPr>
+              <w:jc w:val="both"/>
+              <w:rPr>
+                <w:b/>
+                <w:bCs/>
+                <w:lang w:val="en-ID"/>
+              </w:rPr>
+            </w:pPr>
           </w:p>
           <w:p>
             <w:pPr>
@@ -877,7 +1208,41 @@
               <w:rPr>
                 <w:lang w:val="en-ID"/>
               </w:rPr>
-              <w:t>Srinivasu et al. (2024) mengimplementasikan CatBoost yang dikombinasikan dengan metode SHAP untuk analisis kanker payudara. Penelitian ini memvalidasi kehebatan kombinasi CatBoost dan SHAP untuk data rekam medis, namun penerapannya belum mencakup analisis di domain spesifik deteksi dini gangguan tidur.</w:t>
+              <w:t xml:space="preserve">Taher &amp; Ayon (2024) meneliti klasifikasi gangguan tidur menggunakan algoritma </w:t>
+            </w:r>
+            <w:r>
+              <w:rPr>
+                <w:i/>
+                <w:iCs/>
+                <w:lang w:val="en-ID"/>
+              </w:rPr>
+              <w:t>machine learning</w:t>
+            </w:r>
+            <w:r>
+              <w:rPr>
+                <w:lang w:val="en-ID"/>
+              </w:rPr>
+              <w:t xml:space="preserve"> konvensional seperti Gradient Boosting yang dioptimasi pada dataset kesehatan dan gaya hidup, namun celah yang ditemukan adalah model klasifikasi tersebut beroperasi sepenuhnya sebagai </w:t>
+            </w:r>
+            <w:r>
+              <w:rPr>
+                <w:i/>
+                <w:iCs/>
+                <w:lang w:val="en-ID"/>
+              </w:rPr>
+              <w:t>black-box</w:t>
+            </w:r>
+            <w:r>
+              <w:rPr>
+                <w:lang w:val="en-ID"/>
+              </w:rPr>
+              <w:t xml:space="preserve"> yang </w:t>
+            </w:r>
+            <w:r>
+              <w:rPr>
+                <w:lang w:val="en-ID"/>
+              </w:rPr>
+              <w:t>hanya mampu mendeteksi tingkat risiko secara global tanpa mampu menjelaskan faktor penyebab spesifik secara individual, sehingga tidak memberikan panduan intervensi klinis yang dapat langsung ditindaklanjuti oleh dokter maupun pasien.</w:t>
             </w:r>
           </w:p>
           <w:p>
@@ -891,9 +1256,12 @@
         </w:tc>
       </w:tr>
       <w:tr>
+        <w:trPr>
+          <w:trHeight w:val="7177"/>
+        </w:trPr>
         <w:tc>
           <w:tcPr>
-            <w:tcW w:w="1413" w:type="dxa"/>
+            <w:tcW w:w="669" w:type="pct"/>
           </w:tcPr>
           <w:p>
             <w:pPr>
@@ -906,13 +1274,14 @@
               <w:rPr>
                 <w:lang w:val="en-US"/>
               </w:rPr>
+              <w:lastRenderedPageBreak/>
               <w:t>Referensi/ Daftar Pustaka</w:t>
             </w:r>
           </w:p>
         </w:tc>
         <w:tc>
           <w:tcPr>
-            <w:tcW w:w="8221" w:type="dxa"/>
+            <w:tcW w:w="4331" w:type="pct"/>
           </w:tcPr>
           <w:p>
             <w:pPr>
@@ -926,6 +1295,275 @@
               <w:rPr>
                 <w:lang w:val="en-ID"/>
               </w:rPr>
+              <w:t xml:space="preserve">Emhandyksa, M., &amp; Afifah, I. N. (2026). Metode Explainable Artificial Intelligence (XAI) Berbasis Feature Importance Untuk Deteksi Dini Penyakit Jantung. </w:t>
+            </w:r>
+            <w:r>
+              <w:rPr>
+                <w:i/>
+                <w:iCs/>
+                <w:lang w:val="en-ID"/>
+              </w:rPr>
+              <w:t>Journal of Sustainable Supply Chain and Technology</w:t>
+            </w:r>
+            <w:r>
+              <w:rPr>
+                <w:lang w:val="en-ID"/>
+              </w:rPr>
+              <w:t>, 1(1), 68-79.</w:t>
+            </w:r>
+          </w:p>
+          <w:p>
+            <w:pPr>
+              <w:ind w:left="720" w:firstLine="40"/>
+              <w:jc w:val="both"/>
+              <w:rPr>
+                <w:lang w:val="en-ID"/>
+              </w:rPr>
+            </w:pPr>
+            <w:r>
+              <w:rPr>
+                <w:lang w:val="en-ID"/>
+              </w:rPr>
+              <w:t xml:space="preserve">Link: </w:t>
+            </w:r>
+            <w:hyperlink r:id="rId6" w:history="1">
+              <w:r>
+                <w:rPr>
+                  <w:rStyle w:val="Hyperlink"/>
+                  <w:lang w:val="en-ID"/>
+                </w:rPr>
+                <w:t>https://journal.usg.ac.id/index.php/jssct/article/view/425</w:t>
+              </w:r>
+            </w:hyperlink>
+          </w:p>
+          <w:p>
+            <w:pPr>
+              <w:ind w:left="720" w:hanging="720"/>
+              <w:jc w:val="both"/>
+              <w:rPr>
+                <w:lang w:val="en-ID"/>
+              </w:rPr>
+            </w:pPr>
+            <w:r>
+              <w:rPr>
+                <w:lang w:val="en-ID"/>
+              </w:rPr>
+              <w:t xml:space="preserve">Ha, S., Choi, S. J., Lee, S., Wijaya, R. H., Kim, J. H., Joo, E. Y., &amp; Kim, J. K. (2023). Predicting the Risk of Sleep Disorders Using a Machine Learning–Based Simple Questionnaire: Development and Validation Study. </w:t>
+            </w:r>
+            <w:r>
+              <w:rPr>
+                <w:i/>
+                <w:iCs/>
+                <w:lang w:val="en-ID"/>
+              </w:rPr>
+              <w:t>Journal of Medical Internet Research</w:t>
+            </w:r>
+            <w:r>
+              <w:rPr>
+                <w:lang w:val="en-ID"/>
+              </w:rPr>
+              <w:t>, 25, e46520.</w:t>
+            </w:r>
+          </w:p>
+          <w:p>
+            <w:pPr>
+              <w:ind w:left="720" w:firstLine="40"/>
+              <w:jc w:val="both"/>
+              <w:rPr>
+                <w:lang w:val="en-ID"/>
+              </w:rPr>
+            </w:pPr>
+            <w:r>
+              <w:rPr>
+                <w:lang w:val="en-ID"/>
+              </w:rPr>
+              <w:t xml:space="preserve">doi: </w:t>
+            </w:r>
+            <w:hyperlink r:id="rId7" w:history="1">
+              <w:r>
+                <w:rPr>
+                  <w:rStyle w:val="Hyperlink"/>
+                  <w:lang w:val="en-ID"/>
+                </w:rPr>
+                <w:t>https://doi.org/10.2196/46520</w:t>
+              </w:r>
+            </w:hyperlink>
+          </w:p>
+          <w:p>
+            <w:pPr>
+              <w:ind w:left="720" w:hanging="720"/>
+              <w:jc w:val="both"/>
+              <w:rPr>
+                <w:lang w:val="en-ID"/>
+              </w:rPr>
+            </w:pPr>
+            <w:r>
+              <w:rPr>
+                <w:lang w:val="en-ID"/>
+              </w:rPr>
+              <w:t xml:space="preserve">Lin, Y., et al. (2025). Evaluation of sleep quality and influencing factors among medical and non-medical students using machine learning techniques. </w:t>
+            </w:r>
+            <w:r>
+              <w:rPr>
+                <w:i/>
+                <w:iCs/>
+                <w:lang w:val="en-ID"/>
+              </w:rPr>
+              <w:t>Frontiers in Psychiatry</w:t>
+            </w:r>
+            <w:r>
+              <w:rPr>
+                <w:lang w:val="en-ID"/>
+              </w:rPr>
+              <w:t>, 16, 1533875.</w:t>
+            </w:r>
+          </w:p>
+          <w:p>
+            <w:pPr>
+              <w:ind w:left="720" w:firstLine="40"/>
+              <w:jc w:val="both"/>
+              <w:rPr>
+                <w:lang w:val="en-ID"/>
+              </w:rPr>
+            </w:pPr>
+            <w:r>
+              <w:rPr>
+                <w:lang w:val="en-ID"/>
+              </w:rPr>
+              <w:t xml:space="preserve">doi: </w:t>
+            </w:r>
+            <w:hyperlink r:id="rId8" w:history="1">
+              <w:r>
+                <w:rPr>
+                  <w:rStyle w:val="Hyperlink"/>
+                  <w:lang w:val="en-ID"/>
+                </w:rPr>
+                <w:t>https://doi.org/10.3389/fpsyt.2025.1533875</w:t>
+              </w:r>
+            </w:hyperlink>
+          </w:p>
+          <w:p>
+            <w:pPr>
+              <w:ind w:left="720" w:hanging="720"/>
+              <w:jc w:val="both"/>
+              <w:rPr>
+                <w:lang w:val="en-ID"/>
+              </w:rPr>
+            </w:pPr>
+            <w:r>
+              <w:rPr>
+                <w:lang w:val="en-ID"/>
+              </w:rPr>
+              <w:t xml:space="preserve">Lundberg, S. M., &amp; Lee, S. I. (2017). A Unified Approach to Interpreting Model Predictions. </w:t>
+            </w:r>
+            <w:r>
+              <w:rPr>
+                <w:i/>
+                <w:iCs/>
+                <w:lang w:val="en-ID"/>
+              </w:rPr>
+              <w:t>Advances in Neural Information Processing Systems (NeurIPS)</w:t>
+            </w:r>
+            <w:r>
+              <w:rPr>
+                <w:lang w:val="en-ID"/>
+              </w:rPr>
+              <w:t xml:space="preserve">, </w:t>
+            </w:r>
+            <w:proofErr w:type="gramStart"/>
+            <w:r>
+              <w:rPr>
+                <w:lang w:val="en-ID"/>
+              </w:rPr>
+              <w:t>30.</w:t>
+            </w:r>
+            <w:r>
+              <w:rPr>
+                <w:lang w:val="en-ID"/>
+              </w:rPr>
+              <w:t>Link</w:t>
+            </w:r>
+            <w:proofErr w:type="gramEnd"/>
+            <w:r>
+              <w:rPr>
+                <w:lang w:val="en-ID"/>
+              </w:rPr>
+              <w:t>:</w:t>
+            </w:r>
+            <w:hyperlink r:id="rId9" w:history="1">
+              <w:r>
+                <w:rPr>
+                  <w:rStyle w:val="Hyperlink"/>
+                  <w:lang w:val="en-ID"/>
+                </w:rPr>
+                <w:t>https://proceedings.neurips.cc/paper/2017/hash/8a20a8621978632d76c43dfd28b67767-Abstract.html</w:t>
+              </w:r>
+            </w:hyperlink>
+          </w:p>
+          <w:p>
+            <w:pPr>
+              <w:ind w:left="720" w:hanging="720"/>
+              <w:jc w:val="both"/>
+              <w:rPr>
+                <w:lang w:val="en-ID"/>
+              </w:rPr>
+            </w:pPr>
+            <w:r>
+              <w:rPr>
+                <w:lang w:val="en-ID"/>
+              </w:rPr>
+              <w:t xml:space="preserve">Srinivasu, P. N., et al. (2024). XAI-driven CatBoost multi-layer perceptron neural network for analyzing breast cancer. </w:t>
+            </w:r>
+            <w:r>
+              <w:rPr>
+                <w:i/>
+                <w:iCs/>
+                <w:lang w:val="en-ID"/>
+              </w:rPr>
+              <w:t>Scientific Reports</w:t>
+            </w:r>
+            <w:r>
+              <w:rPr>
+                <w:lang w:val="en-ID"/>
+              </w:rPr>
+              <w:t>.</w:t>
+            </w:r>
+          </w:p>
+          <w:p>
+            <w:pPr>
+              <w:ind w:left="720" w:firstLine="40"/>
+              <w:jc w:val="both"/>
+              <w:rPr>
+                <w:lang w:val="en-ID"/>
+              </w:rPr>
+            </w:pPr>
+            <w:r>
+              <w:rPr>
+                <w:lang w:val="en-ID"/>
+              </w:rPr>
+              <w:t xml:space="preserve">doi: </w:t>
+            </w:r>
+            <w:hyperlink r:id="rId10" w:history="1">
+              <w:r>
+                <w:rPr>
+                  <w:rStyle w:val="Hyperlink"/>
+                </w:rPr>
+                <w:t>https://doi.org/10.1038/s41598-024-79620-8</w:t>
+              </w:r>
+            </w:hyperlink>
+          </w:p>
+          <w:p>
+            <w:pPr>
+              <w:ind w:left="720" w:hanging="720"/>
+              <w:jc w:val="both"/>
+              <w:rPr>
+                <w:lang w:val="en-ID"/>
+              </w:rPr>
+            </w:pPr>
+            <w:r>
+              <w:rPr>
+                <w:lang w:val="en-ID"/>
+              </w:rPr>
               <w:t xml:space="preserve">Taher, A., &amp; Ayon, W. I. Z. (2024). Exploring Sleep Disorders: A Comparative Analysis of Machine Learning Algorithms on Sleep Health and Lifestyle Data. </w:t>
             </w:r>
             <w:r>
@@ -942,141 +1580,36 @@
               </w:rPr>
               <w:t>.</w:t>
             </w:r>
-          </w:p>
-          <w:p>
-            <w:pPr>
-              <w:ind w:left="720" w:hanging="720"/>
-              <w:jc w:val="both"/>
-              <w:rPr>
-                <w:lang w:val="en-ID"/>
-              </w:rPr>
-            </w:pPr>
-            <w:r>
-              <w:rPr>
-                <w:lang w:val="en-ID"/>
-              </w:rPr>
-              <w:lastRenderedPageBreak/>
-              <w:t xml:space="preserve">Lin, Y., et al. (2025). Evaluation of sleep quality and influencing factors among medical and non-medical students using machine learning techniques. </w:t>
-            </w:r>
-            <w:r>
-              <w:rPr>
-                <w:i/>
-                <w:iCs/>
-                <w:lang w:val="en-ID"/>
-              </w:rPr>
-              <w:t>Frontiers in Psychiatry</w:t>
-            </w:r>
-            <w:r>
-              <w:rPr>
-                <w:lang w:val="en-ID"/>
-              </w:rPr>
-              <w:t>, 16, 1533875.</w:t>
-            </w:r>
-          </w:p>
-          <w:p>
-            <w:pPr>
-              <w:ind w:left="720" w:hanging="720"/>
-              <w:jc w:val="both"/>
-              <w:rPr>
-                <w:lang w:val="en-ID"/>
-              </w:rPr>
-            </w:pPr>
-            <w:r>
-              <w:rPr>
-                <w:lang w:val="en-ID"/>
-              </w:rPr>
-              <w:t xml:space="preserve">Sadeghi, Z., et al. (2024). A review of Explainable Artificial Intelligence in healthcare. </w:t>
-            </w:r>
-            <w:r>
-              <w:rPr>
-                <w:i/>
-                <w:iCs/>
-                <w:lang w:val="en-ID"/>
-              </w:rPr>
-              <w:t>Computers and Electrical Engineering</w:t>
-            </w:r>
-            <w:r>
-              <w:rPr>
-                <w:lang w:val="en-ID"/>
-              </w:rPr>
-              <w:t>, 118, 109370.</w:t>
-            </w:r>
-          </w:p>
-          <w:p>
-            <w:pPr>
-              <w:ind w:left="720" w:hanging="720"/>
-              <w:jc w:val="both"/>
-              <w:rPr>
-                <w:lang w:val="en-ID"/>
-              </w:rPr>
-            </w:pPr>
-            <w:r>
-              <w:rPr>
-                <w:lang w:val="en-ID"/>
-              </w:rPr>
-              <w:t xml:space="preserve">Emhandyksa, M., &amp; Afifah, I. N. (2026). Metode Explainable Artificial Intelligence (XAI) Berbasis Feature Importance Untuk Deteksi Dini Penyakit Jantung. </w:t>
-            </w:r>
-            <w:r>
-              <w:rPr>
-                <w:i/>
-                <w:iCs/>
-                <w:lang w:val="en-ID"/>
-              </w:rPr>
-              <w:t>Journal of Sustainable Supply Chain and Technology</w:t>
-            </w:r>
-            <w:r>
-              <w:rPr>
-                <w:lang w:val="en-ID"/>
-              </w:rPr>
-              <w:t>, 1(1), 68-79.</w:t>
-            </w:r>
-          </w:p>
-          <w:p>
-            <w:pPr>
-              <w:ind w:left="720" w:hanging="720"/>
-              <w:jc w:val="both"/>
-              <w:rPr>
-                <w:lang w:val="en-ID"/>
-              </w:rPr>
-            </w:pPr>
-            <w:r>
-              <w:rPr>
-                <w:lang w:val="en-ID"/>
-              </w:rPr>
-              <w:t xml:space="preserve">Srinivasu, P. N., et al. (2024). XAI-driven CatBoost multi-layer perceptron neural network for analyzing breast cancer. </w:t>
-            </w:r>
-            <w:r>
-              <w:rPr>
-                <w:i/>
-                <w:iCs/>
-                <w:lang w:val="en-ID"/>
-              </w:rPr>
-              <w:t>Scientific Reports</w:t>
-            </w:r>
-            <w:r>
-              <w:rPr>
-                <w:lang w:val="en-ID"/>
-              </w:rPr>
-              <w:t>.</w:t>
-            </w:r>
-          </w:p>
-          <w:p>
-            <w:pPr>
-              <w:ind w:left="720" w:hanging="720"/>
-              <w:jc w:val="both"/>
-              <w:rPr>
-                <w:lang w:val="en-ID"/>
-              </w:rPr>
-            </w:pPr>
-          </w:p>
-          <w:p>
-            <w:pPr>
-              <w:ind w:left="720" w:hanging="720"/>
-              <w:jc w:val="both"/>
-              <w:rPr>
-                <w:lang w:val="en-US"/>
-              </w:rPr>
-            </w:pPr>
+            <w:r>
+              <w:rPr>
+                <w:lang w:val="en-ID"/>
+              </w:rPr>
+              <w:t xml:space="preserve"> </w:t>
+            </w:r>
+          </w:p>
+          <w:p>
+            <w:pPr>
+              <w:ind w:left="720" w:firstLine="40"/>
+              <w:jc w:val="both"/>
+              <w:rPr>
+                <w:lang w:val="en-ID"/>
+              </w:rPr>
+            </w:pPr>
+            <w:r>
+              <w:rPr>
+                <w:lang w:val="en-ID"/>
+              </w:rPr>
+              <w:t xml:space="preserve">doi: </w:t>
+            </w:r>
+            <w:hyperlink r:id="rId11" w:history="1">
+              <w:r>
+                <w:rPr>
+                  <w:rStyle w:val="Hyperlink"/>
+                  <w:lang w:val="en-ID"/>
+                </w:rPr>
+                <w:t>https://doi.org/10.1109/PEEIACON63629.2024.10800593</w:t>
+              </w:r>
+            </w:hyperlink>
           </w:p>
         </w:tc>
       </w:tr>
@@ -1279,8 +1812,8 @@
   <w:abstractNum w:abstractNumId="2" w15:restartNumberingAfterBreak="0">
     <w:nsid w:val="5DC22ADF"/>
     <w:multiLevelType w:val="hybridMultilevel"/>
-    <w:tmpl w:val="CCB24328"/>
-    <w:lvl w:ilvl="0" w:tplc="3809000F">
+    <w:tmpl w:val="5002F4B0"/>
+    <w:lvl w:ilvl="0" w:tplc="92A41AD2">
       <w:start w:val="1"/>
       <w:numFmt w:val="decimal"/>
       <w:lvlText w:val="%1."/>
@@ -1290,6 +1823,8 @@
       </w:pPr>
       <w:rPr>
         <w:rFonts w:hint="default"/>
+        <w:b w:val="0"/>
+        <w:bCs w:val="0"/>
       </w:rPr>
     </w:lvl>
     <w:lvl w:ilvl="1" w:tplc="38090019" w:tentative="1">
@@ -1849,6 +2384,40 @@
       <w:shd w:val="clear" w:color="auto" w:fill="E1DFDD"/>
     </w:rPr>
   </w:style>
+  <w:style w:type="character" w:styleId="FollowedHyperlink">
+    <w:name w:val="FollowedHyperlink"/>
+    <w:basedOn w:val="DefaultParagraphFont"/>
+    <w:uiPriority w:val="99"/>
+    <w:semiHidden/>
+    <w:unhideWhenUsed/>
+    <w:rsid w:val="00A4222C"/>
+    <w:rPr>
+      <w:color w:val="954F72" w:themeColor="followedHyperlink"/>
+      <w:u w:val="single"/>
+    </w:rPr>
+  </w:style>
+  <w:style w:type="character" w:styleId="Strong">
+    <w:name w:val="Strong"/>
+    <w:basedOn w:val="DefaultParagraphFont"/>
+    <w:uiPriority w:val="22"/>
+    <w:qFormat/>
+    <w:rsid w:val="00CA6AD3"/>
+    <w:rPr>
+      <w:b/>
+      <w:bCs/>
+    </w:rPr>
+  </w:style>
+  <w:style w:type="character" w:styleId="Emphasis">
+    <w:name w:val="Emphasis"/>
+    <w:basedOn w:val="DefaultParagraphFont"/>
+    <w:uiPriority w:val="20"/>
+    <w:qFormat/>
+    <w:rsid w:val="00CA6AD3"/>
+    <w:rPr>
+      <w:i/>
+      <w:iCs/>
+    </w:rPr>
+  </w:style>
 </w:styles>
 </file>
 
@@ -2145,4 +2714,16 @@
     </a:ext>
   </a:extLst>
 </a:theme>
+</file>
+
+<file path=customXml/item1.xml><?xml version="1.0" encoding="utf-8"?>
+<b:Sources xmlns:b="http://schemas.openxmlformats.org/officeDocument/2006/bibliography" xmlns="http://schemas.openxmlformats.org/officeDocument/2006/bibliography" SelectedStyle="\APASixthEditionOfficeOnline.xsl" StyleName="APA" Version="6"/>
+</file>
+
+<file path=customXml/itemProps1.xml><?xml version="1.0" encoding="utf-8"?>
+<ds:datastoreItem xmlns:ds="http://schemas.openxmlformats.org/officeDocument/2006/customXml" ds:itemID="{9642C42F-9002-4403-936E-1E332CBBECAF}">
+  <ds:schemaRefs>
+    <ds:schemaRef ds:uri="http://schemas.openxmlformats.org/officeDocument/2006/bibliography"/>
+  </ds:schemaRefs>
+</ds:datastoreItem>
 </file>